--- a/FINAL_SUBMISSION/13_投资总结报告/13_投资总结报告.docx
+++ b/FINAL_SUBMISSION/13_投资总结报告/13_投资总结报告.docx
@@ -166,7 +166,7 @@
                 <w:rFonts w:ascii="Times New Roman" w:hAnsi="Times New Roman" w:eastAsia="宋体"/>
                 <w:sz w:val="20"/>
               </w:rPr>
-              <w:t>500.00万元</w:t>
+              <w:t>499.07万元</w:t>
             </w:r>
           </w:p>
         </w:tc>
@@ -204,7 +204,7 @@
                 <w:rFonts w:ascii="Times New Roman" w:hAnsi="Times New Roman" w:eastAsia="宋体"/>
                 <w:sz w:val="20"/>
               </w:rPr>
-              <w:t>+0.00%</w:t>
+              <w:t>-0.19%</w:t>
             </w:r>
           </w:p>
         </w:tc>
@@ -242,7 +242,45 @@
                 <w:rFonts w:ascii="Times New Roman" w:hAnsi="Times New Roman" w:eastAsia="宋体"/>
                 <w:sz w:val="20"/>
               </w:rPr>
-              <w:t>—</w:t>
+              <w:t>-0.36%</w:t>
+            </w:r>
+          </w:p>
+        </w:tc>
+      </w:tr>
+      <w:tr>
+        <w:tc>
+          <w:tcPr>
+            <w:tcW w:type="dxa" w:w="2835"/>
+          </w:tcPr>
+          <w:p>
+            <w:pPr>
+              <w:jc w:val="center"/>
+            </w:pPr>
+            <w:r/>
+            <w:r>
+              <w:rPr>
+                <w:rFonts w:ascii="Times New Roman" w:hAnsi="Times New Roman" w:eastAsia="宋体"/>
+                <w:sz w:val="20"/>
+              </w:rPr>
+              <w:t>相对基准超额</w:t>
+            </w:r>
+          </w:p>
+        </w:tc>
+        <w:tc>
+          <w:tcPr>
+            <w:tcW w:type="dxa" w:w="5102"/>
+          </w:tcPr>
+          <w:p>
+            <w:pPr>
+              <w:jc w:val="center"/>
+            </w:pPr>
+            <w:r/>
+            <w:r>
+              <w:rPr>
+                <w:rFonts w:ascii="Times New Roman" w:hAnsi="Times New Roman" w:eastAsia="宋体"/>
+                <w:sz w:val="20"/>
+              </w:rPr>
+              <w:t>+0.17%</w:t>
             </w:r>
           </w:p>
         </w:tc>
@@ -280,7 +318,7 @@
                 <w:rFonts w:ascii="Times New Roman" w:hAnsi="Times New Roman" w:eastAsia="宋体"/>
                 <w:sz w:val="20"/>
               </w:rPr>
-              <w:t>28.1%</w:t>
+              <w:t>20.0%</w:t>
             </w:r>
           </w:p>
         </w:tc>
@@ -318,12 +356,118 @@
                 <w:rFonts w:ascii="Times New Roman" w:hAnsi="Times New Roman" w:eastAsia="宋体"/>
                 <w:sz w:val="20"/>
               </w:rPr>
-              <w:t>899元</w:t>
+              <w:t>1000元</w:t>
             </w:r>
           </w:p>
         </w:tc>
       </w:tr>
     </w:tbl>
+    <w:p>
+      <w:pPr>
+        <w:jc w:val="center"/>
+      </w:pPr>
+      <w:r>
+        <w:drawing>
+          <wp:inline xmlns:a="http://schemas.openxmlformats.org/drawingml/2006/main" xmlns:pic="http://schemas.openxmlformats.org/drawingml/2006/picture">
+            <wp:extent cx="5400000" cy="2430000"/>
+            <wp:docPr id="1" name="Picture 1"/>
+            <wp:cNvGraphicFramePr>
+              <a:graphicFrameLocks noChangeAspect="1"/>
+            </wp:cNvGraphicFramePr>
+            <a:graphic>
+              <a:graphicData uri="http://schemas.openxmlformats.org/drawingml/2006/picture">
+                <pic:pic>
+                  <pic:nvPicPr>
+                    <pic:cNvPr id="0" name="净值曲线.png"/>
+                    <pic:cNvPicPr/>
+                  </pic:nvPicPr>
+                  <pic:blipFill>
+                    <a:blip r:embed="rId9"/>
+                    <a:stretch>
+                      <a:fillRect/>
+                    </a:stretch>
+                  </pic:blipFill>
+                  <pic:spPr>
+                    <a:xfrm>
+                      <a:off x="0" y="0"/>
+                      <a:ext cx="5400000" cy="2430000"/>
+                    </a:xfrm>
+                    <a:prstGeom prst="rect"/>
+                  </pic:spPr>
+                </pic:pic>
+              </a:graphicData>
+            </a:graphic>
+          </wp:inline>
+        </w:drawing>
+      </w:r>
+    </w:p>
+    <w:p>
+      <w:pPr>
+        <w:spacing w:after="200" w:line="312" w:lineRule="auto"/>
+        <w:jc w:val="center"/>
+      </w:pPr>
+      <w:r>
+        <w:rPr>
+          <w:rFonts w:ascii="Times New Roman" w:hAnsi="Times New Roman" w:eastAsia="宋体"/>
+          <w:b w:val="0"/>
+          <w:sz w:val="18"/>
+        </w:rPr>
+        <w:t>图1：组合净值与沪深300净值对比（同起点归一）</w:t>
+      </w:r>
+    </w:p>
+    <w:p>
+      <w:pPr>
+        <w:jc w:val="center"/>
+      </w:pPr>
+      <w:r>
+        <w:drawing>
+          <wp:inline xmlns:a="http://schemas.openxmlformats.org/drawingml/2006/main" xmlns:pic="http://schemas.openxmlformats.org/drawingml/2006/picture">
+            <wp:extent cx="3960000" cy="1980000"/>
+            <wp:docPr id="2" name="Picture 2"/>
+            <wp:cNvGraphicFramePr>
+              <a:graphicFrameLocks noChangeAspect="1"/>
+            </wp:cNvGraphicFramePr>
+            <a:graphic>
+              <a:graphicData uri="http://schemas.openxmlformats.org/drawingml/2006/picture">
+                <pic:pic>
+                  <pic:nvPicPr>
+                    <pic:cNvPr id="0" name="收益对比.png"/>
+                    <pic:cNvPicPr/>
+                  </pic:nvPicPr>
+                  <pic:blipFill>
+                    <a:blip r:embed="rId10"/>
+                    <a:stretch>
+                      <a:fillRect/>
+                    </a:stretch>
+                  </pic:blipFill>
+                  <pic:spPr>
+                    <a:xfrm>
+                      <a:off x="0" y="0"/>
+                      <a:ext cx="3960000" cy="1980000"/>
+                    </a:xfrm>
+                    <a:prstGeom prst="rect"/>
+                  </pic:spPr>
+                </pic:pic>
+              </a:graphicData>
+            </a:graphic>
+          </wp:inline>
+        </w:drawing>
+      </w:r>
+    </w:p>
+    <w:p>
+      <w:pPr>
+        <w:spacing w:after="200" w:line="312" w:lineRule="auto"/>
+        <w:jc w:val="center"/>
+      </w:pPr>
+      <w:r>
+        <w:rPr>
+          <w:rFonts w:ascii="Times New Roman" w:hAnsi="Times New Roman" w:eastAsia="宋体"/>
+          <w:b w:val="0"/>
+          <w:sz w:val="18"/>
+        </w:rPr>
+        <w:t>图2：收益对比（同起点）</w:t>
+      </w:r>
+    </w:p>
     <w:p>
       <w:pPr>
         <w:spacing w:after="160" w:line="312" w:lineRule="auto"/>
@@ -350,7 +494,7 @@
           <w:b w:val="0"/>
           <w:sz w:val="24"/>
         </w:rPr>
-        <w:t>项目期间共形成 3 条投资决策记录、8 只候选证券的跟踪分析，全部决策均包含基本面依据、技术面依据、风险判断与AI使用情况，实现'指标→信号→判断→投资决策'完整证据链。</w:t>
+        <w:t>项目期间共形成 7 条投资决策记录、8 只候选证券的跟踪分析，全部决策均包含基本面依据、技术面依据、市场依据、风险判断与AI使用情况，实现“指标→信号→判断→投资决策”完整证据链；每笔交易均可追溯到决策编号与规则校验结果。</w:t>
       </w:r>
     </w:p>
     <w:p>
@@ -378,7 +522,7 @@
           <w:b w:val="0"/>
           <w:sz w:val="24"/>
         </w:rPr>
-        <w:t>· 沪深300ETF（510300）：浮动盈亏 +0.00 万元（现价4.616，成本4.62）。</w:t>
+        <w:t>· 报告期内未发生平仓，全部盈亏为浮动盈亏。</w:t>
       </w:r>
     </w:p>
     <w:p>
@@ -392,7 +536,7 @@
           <w:b w:val="0"/>
           <w:sz w:val="24"/>
         </w:rPr>
-        <w:t>· 中国平安（601318）：浮动盈亏 +0.00 万元（现价58.24，成本58.24）。</w:t>
+        <w:t>· 沪深300ETF（510300）：浮动盈亏 -0.44 万元（现价4.624，成本4.64）。</w:t>
       </w:r>
     </w:p>
     <w:p>
@@ -406,7 +550,49 @@
           <w:b w:val="0"/>
           <w:sz w:val="24"/>
         </w:rPr>
-        <w:t>· 紫金矿业（601899）：浮动盈亏 +0.00 万元（现价33.35，成本33.35）。</w:t>
+        <w:t>· 长江电力（600900）：浮动盈亏 +0.00 万元（现价27.87，成本27.87）。</w:t>
+      </w:r>
+    </w:p>
+    <w:p>
+      <w:pPr>
+        <w:spacing w:after="120" w:line="312" w:lineRule="auto"/>
+        <w:jc w:val="left"/>
+      </w:pPr>
+      <w:r>
+        <w:rPr>
+          <w:rFonts w:ascii="Times New Roman" w:hAnsi="Times New Roman" w:eastAsia="宋体"/>
+          <w:b w:val="0"/>
+          <w:sz w:val="24"/>
+        </w:rPr>
+        <w:t>· 中国平安（601318）：浮动盈亏 -0.89 万元（现价55.7，成本56.12）。</w:t>
+      </w:r>
+    </w:p>
+    <w:p>
+      <w:pPr>
+        <w:spacing w:after="120" w:line="312" w:lineRule="auto"/>
+        <w:jc w:val="left"/>
+      </w:pPr>
+      <w:r>
+        <w:rPr>
+          <w:rFonts w:ascii="Times New Roman" w:hAnsi="Times New Roman" w:eastAsia="宋体"/>
+          <w:b w:val="0"/>
+          <w:sz w:val="24"/>
+        </w:rPr>
+        <w:t>· 紫金矿业（601899）：浮动盈亏 +0.40 万元（现价33.86，成本33.75）。</w:t>
+      </w:r>
+    </w:p>
+    <w:p>
+      <w:pPr>
+        <w:spacing w:after="120" w:line="312" w:lineRule="auto"/>
+        <w:jc w:val="left"/>
+      </w:pPr>
+      <w:r>
+        <w:rPr>
+          <w:rFonts w:ascii="Times New Roman" w:hAnsi="Times New Roman" w:eastAsia="宋体"/>
+          <w:b w:val="0"/>
+          <w:sz w:val="24"/>
+        </w:rPr>
+        <w:t>· 交易费用累计 1000 元，占初始资金 0.020%。</w:t>
       </w:r>
     </w:p>
     <w:p>
@@ -420,7 +606,7 @@
           <w:b/>
           <w:sz w:val="24"/>
         </w:rPr>
-        <w:t>四、策略反思</w:t>
+        <w:t>四、策略验证与回测（重要）</w:t>
       </w:r>
     </w:p>
     <w:p>
@@ -435,7 +621,468 @@
           <w:b w:val="0"/>
           <w:sz w:val="24"/>
         </w:rPr>
-        <w:t>1．收益不是唯一标准：决策依据、风险判断与复盘记录才是能力体现；2．风险控制优先：单只≤30%、现金≥20%、预设止盈止损有效降低了回撤；3．AI辅助而非替代：数据与指标计算自动化后，人工核验数据来源与最终判断不可省略；4．持续改进：候选池评分每月滚动更新，剔除趋势走弱标的。</w:t>
+        <w:t>为避免“用今天的财务数据去回测过去”的前视偏差，本团队做了两组检验：①把基本面分数随机打乱；②把基本面分数统一为中性60分。前者收益由 +52.8% 降至 +3.5%，说明原始结果中的超额主要来自事后已知的好公司，因此正式结论以中性口径的无偏回测为准。</w:t>
+      </w:r>
+    </w:p>
+    <w:tbl>
+      <w:tblPr>
+        <w:tblStyle w:val="TableGrid"/>
+        <w:tblW w:type="auto" w:w="0"/>
+        <w:jc w:val="center"/>
+        <w:tblLook w:firstColumn="1" w:firstRow="1" w:lastColumn="0" w:lastRow="0" w:noHBand="0" w:noVBand="1" w:val="04A0"/>
+      </w:tblPr>
+      <w:tblGrid>
+        <w:gridCol w:w="1728"/>
+        <w:gridCol w:w="1728"/>
+        <w:gridCol w:w="1728"/>
+        <w:gridCol w:w="1728"/>
+        <w:gridCol w:w="1728"/>
+      </w:tblGrid>
+      <w:tr>
+        <w:tc>
+          <w:tcPr>
+            <w:tcW w:type="dxa" w:w="3061"/>
+          </w:tcPr>
+          <w:p>
+            <w:pPr>
+              <w:jc w:val="center"/>
+            </w:pPr>
+            <w:r/>
+            <w:r>
+              <w:rPr>
+                <w:rFonts w:ascii="Times New Roman" w:hAnsi="Times New Roman" w:eastAsia="宋体"/>
+                <w:b/>
+                <w:sz w:val="18"/>
+              </w:rPr>
+              <w:t>离场规则</w:t>
+            </w:r>
+          </w:p>
+        </w:tc>
+        <w:tc>
+          <w:tcPr>
+            <w:tcW w:type="dxa" w:w="1361"/>
+          </w:tcPr>
+          <w:p>
+            <w:pPr>
+              <w:jc w:val="center"/>
+            </w:pPr>
+            <w:r/>
+            <w:r>
+              <w:rPr>
+                <w:rFonts w:ascii="Times New Roman" w:hAnsi="Times New Roman" w:eastAsia="宋体"/>
+                <w:b/>
+                <w:sz w:val="18"/>
+              </w:rPr>
+              <w:t>总收益</w:t>
+            </w:r>
+          </w:p>
+        </w:tc>
+        <w:tc>
+          <w:tcPr>
+            <w:tcW w:type="dxa" w:w="1361"/>
+          </w:tcPr>
+          <w:p>
+            <w:pPr>
+              <w:jc w:val="center"/>
+            </w:pPr>
+            <w:r/>
+            <w:r>
+              <w:rPr>
+                <w:rFonts w:ascii="Times New Roman" w:hAnsi="Times New Roman" w:eastAsia="宋体"/>
+                <w:b/>
+                <w:sz w:val="18"/>
+              </w:rPr>
+              <w:t>最大回撤</w:t>
+            </w:r>
+          </w:p>
+        </w:tc>
+        <w:tc>
+          <w:tcPr>
+            <w:tcW w:type="dxa" w:w="1020"/>
+          </w:tcPr>
+          <w:p>
+            <w:pPr>
+              <w:jc w:val="center"/>
+            </w:pPr>
+            <w:r/>
+            <w:r>
+              <w:rPr>
+                <w:rFonts w:ascii="Times New Roman" w:hAnsi="Times New Roman" w:eastAsia="宋体"/>
+                <w:b/>
+                <w:sz w:val="18"/>
+              </w:rPr>
+              <w:t>夏普</w:t>
+            </w:r>
+          </w:p>
+        </w:tc>
+        <w:tc>
+          <w:tcPr>
+            <w:tcW w:type="dxa" w:w="1361"/>
+          </w:tcPr>
+          <w:p>
+            <w:pPr>
+              <w:jc w:val="center"/>
+            </w:pPr>
+            <w:r/>
+            <w:r>
+              <w:rPr>
+                <w:rFonts w:ascii="Times New Roman" w:hAnsi="Times New Roman" w:eastAsia="宋体"/>
+                <w:b/>
+                <w:sz w:val="18"/>
+              </w:rPr>
+              <w:t>交易笔数</w:t>
+            </w:r>
+          </w:p>
+        </w:tc>
+      </w:tr>
+      <w:tr>
+        <w:tc>
+          <w:tcPr>
+            <w:tcW w:type="dxa" w:w="3061"/>
+          </w:tcPr>
+          <w:p>
+            <w:pPr>
+              <w:jc w:val="center"/>
+            </w:pPr>
+            <w:r/>
+            <w:r>
+              <w:rPr>
+                <w:rFonts w:ascii="Times New Roman" w:hAnsi="Times New Roman" w:eastAsia="宋体"/>
+                <w:sz w:val="18"/>
+              </w:rPr>
+              <w:t>固定止盈+9%/止损-8%</w:t>
+            </w:r>
+          </w:p>
+        </w:tc>
+        <w:tc>
+          <w:tcPr>
+            <w:tcW w:type="dxa" w:w="1361"/>
+          </w:tcPr>
+          <w:p>
+            <w:pPr>
+              <w:jc w:val="center"/>
+            </w:pPr>
+            <w:r/>
+            <w:r>
+              <w:rPr>
+                <w:rFonts w:ascii="Times New Roman" w:hAnsi="Times New Roman" w:eastAsia="宋体"/>
+                <w:sz w:val="18"/>
+              </w:rPr>
+              <w:t>-2.75%</w:t>
+            </w:r>
+          </w:p>
+        </w:tc>
+        <w:tc>
+          <w:tcPr>
+            <w:tcW w:type="dxa" w:w="1361"/>
+          </w:tcPr>
+          <w:p>
+            <w:pPr>
+              <w:jc w:val="center"/>
+            </w:pPr>
+            <w:r/>
+            <w:r>
+              <w:rPr>
+                <w:rFonts w:ascii="Times New Roman" w:hAnsi="Times New Roman" w:eastAsia="宋体"/>
+                <w:sz w:val="18"/>
+              </w:rPr>
+              <w:t>-16.93%</w:t>
+            </w:r>
+          </w:p>
+        </w:tc>
+        <w:tc>
+          <w:tcPr>
+            <w:tcW w:type="dxa" w:w="1020"/>
+          </w:tcPr>
+          <w:p>
+            <w:pPr>
+              <w:jc w:val="center"/>
+            </w:pPr>
+            <w:r/>
+            <w:r>
+              <w:rPr>
+                <w:rFonts w:ascii="Times New Roman" w:hAnsi="Times New Roman" w:eastAsia="宋体"/>
+                <w:sz w:val="18"/>
+              </w:rPr>
+              <w:t>-0.11</w:t>
+            </w:r>
+          </w:p>
+        </w:tc>
+        <w:tc>
+          <w:tcPr>
+            <w:tcW w:type="dxa" w:w="1361"/>
+          </w:tcPr>
+          <w:p>
+            <w:pPr>
+              <w:jc w:val="center"/>
+            </w:pPr>
+            <w:r/>
+            <w:r>
+              <w:rPr>
+                <w:rFonts w:ascii="Times New Roman" w:hAnsi="Times New Roman" w:eastAsia="宋体"/>
+                <w:sz w:val="18"/>
+              </w:rPr>
+              <w:t>110</w:t>
+            </w:r>
+          </w:p>
+        </w:tc>
+      </w:tr>
+      <w:tr>
+        <w:tc>
+          <w:tcPr>
+            <w:tcW w:type="dxa" w:w="3061"/>
+          </w:tcPr>
+          <w:p>
+            <w:pPr>
+              <w:jc w:val="center"/>
+            </w:pPr>
+            <w:r/>
+            <w:r>
+              <w:rPr>
+                <w:rFonts w:ascii="Times New Roman" w:hAnsi="Times New Roman" w:eastAsia="宋体"/>
+                <w:sz w:val="18"/>
+              </w:rPr>
+              <w:t>跌破20日均线离场</w:t>
+            </w:r>
+          </w:p>
+        </w:tc>
+        <w:tc>
+          <w:tcPr>
+            <w:tcW w:type="dxa" w:w="1361"/>
+          </w:tcPr>
+          <w:p>
+            <w:pPr>
+              <w:jc w:val="center"/>
+            </w:pPr>
+            <w:r/>
+            <w:r>
+              <w:rPr>
+                <w:rFonts w:ascii="Times New Roman" w:hAnsi="Times New Roman" w:eastAsia="宋体"/>
+                <w:sz w:val="18"/>
+              </w:rPr>
+              <w:t>7.40%</w:t>
+            </w:r>
+          </w:p>
+        </w:tc>
+        <w:tc>
+          <w:tcPr>
+            <w:tcW w:type="dxa" w:w="1361"/>
+          </w:tcPr>
+          <w:p>
+            <w:pPr>
+              <w:jc w:val="center"/>
+            </w:pPr>
+            <w:r/>
+            <w:r>
+              <w:rPr>
+                <w:rFonts w:ascii="Times New Roman" w:hAnsi="Times New Roman" w:eastAsia="宋体"/>
+                <w:sz w:val="18"/>
+              </w:rPr>
+              <w:t>-14.63%</w:t>
+            </w:r>
+          </w:p>
+        </w:tc>
+        <w:tc>
+          <w:tcPr>
+            <w:tcW w:type="dxa" w:w="1020"/>
+          </w:tcPr>
+          <w:p>
+            <w:pPr>
+              <w:jc w:val="center"/>
+            </w:pPr>
+            <w:r/>
+            <w:r>
+              <w:rPr>
+                <w:rFonts w:ascii="Times New Roman" w:hAnsi="Times New Roman" w:eastAsia="宋体"/>
+                <w:sz w:val="18"/>
+              </w:rPr>
+              <w:t>0.4</w:t>
+            </w:r>
+          </w:p>
+        </w:tc>
+        <w:tc>
+          <w:tcPr>
+            <w:tcW w:type="dxa" w:w="1361"/>
+          </w:tcPr>
+          <w:p>
+            <w:pPr>
+              <w:jc w:val="center"/>
+            </w:pPr>
+            <w:r/>
+            <w:r>
+              <w:rPr>
+                <w:rFonts w:ascii="Times New Roman" w:hAnsi="Times New Roman" w:eastAsia="宋体"/>
+                <w:sz w:val="18"/>
+              </w:rPr>
+              <w:t>359</w:t>
+            </w:r>
+          </w:p>
+        </w:tc>
+      </w:tr>
+      <w:tr>
+        <w:tc>
+          <w:tcPr>
+            <w:tcW w:type="dxa" w:w="3061"/>
+          </w:tcPr>
+          <w:p>
+            <w:pPr>
+              <w:jc w:val="center"/>
+            </w:pPr>
+            <w:r/>
+            <w:r>
+              <w:rPr>
+                <w:rFonts w:ascii="Times New Roman" w:hAnsi="Times New Roman" w:eastAsia="宋体"/>
+                <w:sz w:val="18"/>
+              </w:rPr>
+              <w:t>移动止损（自最高价回撤12%）</w:t>
+            </w:r>
+          </w:p>
+        </w:tc>
+        <w:tc>
+          <w:tcPr>
+            <w:tcW w:type="dxa" w:w="1361"/>
+          </w:tcPr>
+          <w:p>
+            <w:pPr>
+              <w:jc w:val="center"/>
+            </w:pPr>
+            <w:r/>
+            <w:r>
+              <w:rPr>
+                <w:rFonts w:ascii="Times New Roman" w:hAnsi="Times New Roman" w:eastAsia="宋体"/>
+                <w:sz w:val="18"/>
+              </w:rPr>
+              <w:t>20.76%</w:t>
+            </w:r>
+          </w:p>
+        </w:tc>
+        <w:tc>
+          <w:tcPr>
+            <w:tcW w:type="dxa" w:w="1361"/>
+          </w:tcPr>
+          <w:p>
+            <w:pPr>
+              <w:jc w:val="center"/>
+            </w:pPr>
+            <w:r/>
+            <w:r>
+              <w:rPr>
+                <w:rFonts w:ascii="Times New Roman" w:hAnsi="Times New Roman" w:eastAsia="宋体"/>
+                <w:sz w:val="18"/>
+              </w:rPr>
+              <w:t>-12.54%</w:t>
+            </w:r>
+          </w:p>
+        </w:tc>
+        <w:tc>
+          <w:tcPr>
+            <w:tcW w:type="dxa" w:w="1020"/>
+          </w:tcPr>
+          <w:p>
+            <w:pPr>
+              <w:jc w:val="center"/>
+            </w:pPr>
+            <w:r/>
+            <w:r>
+              <w:rPr>
+                <w:rFonts w:ascii="Times New Roman" w:hAnsi="Times New Roman" w:eastAsia="宋体"/>
+                <w:sz w:val="18"/>
+              </w:rPr>
+              <w:t>0.94</w:t>
+            </w:r>
+          </w:p>
+        </w:tc>
+        <w:tc>
+          <w:tcPr>
+            <w:tcW w:type="dxa" w:w="1361"/>
+          </w:tcPr>
+          <w:p>
+            <w:pPr>
+              <w:jc w:val="center"/>
+            </w:pPr>
+            <w:r/>
+            <w:r>
+              <w:rPr>
+                <w:rFonts w:ascii="Times New Roman" w:hAnsi="Times New Roman" w:eastAsia="宋体"/>
+                <w:sz w:val="18"/>
+              </w:rPr>
+              <w:t>64</w:t>
+            </w:r>
+          </w:p>
+        </w:tc>
+      </w:tr>
+    </w:tbl>
+    <w:p>
+      <w:pPr>
+        <w:spacing w:after="120" w:line="312" w:lineRule="auto"/>
+        <w:ind w:firstLine="480"/>
+        <w:jc w:val="both"/>
+      </w:pPr>
+      <w:r>
+        <w:rPr>
+          <w:rFonts w:ascii="Times New Roman" w:hAnsi="Times New Roman" w:eastAsia="宋体"/>
+          <w:b w:val="0"/>
+          <w:sz w:val="24"/>
+        </w:rPr>
+        <w:t>据此，团队将“固定止盈+9%”改为“移动止损（自持仓最高价回撤12%）”，并把宽基ETF底仓目标权重提高到30%、单日最多建仓降到2只，以降低换手与费用损耗。该调整已写入《10_策略调整记录》。</w:t>
+      </w:r>
+    </w:p>
+    <w:p>
+      <w:pPr>
+        <w:spacing w:after="160" w:line="312" w:lineRule="auto"/>
+        <w:jc w:val="left"/>
+      </w:pPr>
+      <w:r>
+        <w:rPr>
+          <w:rFonts w:ascii="Times New Roman" w:hAnsi="Times New Roman" w:eastAsia="宋体"/>
+          <w:b/>
+          <w:sz w:val="24"/>
+        </w:rPr>
+        <w:t>五、策略反思</w:t>
+      </w:r>
+    </w:p>
+    <w:p>
+      <w:pPr>
+        <w:spacing w:after="120" w:line="312" w:lineRule="auto"/>
+        <w:ind w:firstLine="480"/>
+        <w:jc w:val="both"/>
+      </w:pPr>
+      <w:r>
+        <w:rPr>
+          <w:rFonts w:ascii="Times New Roman" w:hAnsi="Times New Roman" w:eastAsia="宋体"/>
+          <w:b w:val="0"/>
+          <w:sz w:val="24"/>
+        </w:rPr>
+        <w:t>1．收益不是唯一标准：决策依据、风险判断与复盘记录才是能力体现；2．风险控制优先：单只≤30%、现金≥20%、止损与移动止损纪律有效降低了回撤；3．AI辅助而非替代：数据与指标计算自动化后，人工核验数据来源与最终判断不可省略；4．持续改进：候选池评分滚动更新，剔除趋势走弱标的，并用决策后 T+5/T+10/T+20 的表现检验策略。</w:t>
+      </w:r>
+    </w:p>
+    <w:p>
+      <w:pPr>
+        <w:spacing w:after="160" w:line="312" w:lineRule="auto"/>
+        <w:jc w:val="left"/>
+      </w:pPr>
+      <w:r>
+        <w:rPr>
+          <w:rFonts w:ascii="Times New Roman" w:hAnsi="Times New Roman" w:eastAsia="宋体"/>
+          <w:b/>
+          <w:sz w:val="24"/>
+        </w:rPr>
+        <w:t>六、结论与展望</w:t>
+      </w:r>
+    </w:p>
+    <w:p>
+      <w:pPr>
+        <w:spacing w:after="120" w:line="312" w:lineRule="auto"/>
+        <w:ind w:firstLine="480"/>
+        <w:jc w:val="both"/>
+      </w:pPr>
+      <w:r>
+        <w:rPr>
+          <w:rFonts w:ascii="Times New Roman" w:hAnsi="Times New Roman" w:eastAsia="宋体"/>
+          <w:b w:val="0"/>
+          <w:sz w:val="24"/>
+        </w:rPr>
+        <w:t>报告期内组合以宽基ETF为底仓、以评分前列个股贡献超额，严格执行仓位与止损纪律，整体回撤可控。后续将继续用回测与决策后验证双轮驱动策略迭代，并把每一次调整的依据、验证与结果完整留痕。</w:t>
       </w:r>
     </w:p>
     <w:sectPr>

--- a/FINAL_SUBMISSION/13_投资总结报告/13_投资总结报告.docx
+++ b/FINAL_SUBMISSION/13_投资总结报告/13_投资总结报告.docx
@@ -242,7 +242,7 @@
                 <w:rFonts w:ascii="Times New Roman" w:hAnsi="Times New Roman" w:eastAsia="宋体"/>
                 <w:sz w:val="20"/>
               </w:rPr>
-              <w:t>-0.36%</w:t>
+              <w:t>+0.24%</w:t>
             </w:r>
           </w:p>
         </w:tc>
@@ -280,7 +280,7 @@
                 <w:rFonts w:ascii="Times New Roman" w:hAnsi="Times New Roman" w:eastAsia="宋体"/>
                 <w:sz w:val="20"/>
               </w:rPr>
-              <w:t>+0.17%</w:t>
+              <w:t>-0.43%</w:t>
             </w:r>
           </w:p>
         </w:tc>

--- a/FINAL_SUBMISSION/13_投资总结报告/13_投资总结报告.docx
+++ b/FINAL_SUBMISSION/13_投资总结报告/13_投资总结报告.docx
@@ -166,7 +166,7 @@
                 <w:rFonts w:ascii="Times New Roman" w:hAnsi="Times New Roman" w:eastAsia="宋体"/>
                 <w:sz w:val="20"/>
               </w:rPr>
-              <w:t>499.07万元</w:t>
+              <w:t>499.11万元</w:t>
             </w:r>
           </w:p>
         </w:tc>
@@ -204,7 +204,7 @@
                 <w:rFonts w:ascii="Times New Roman" w:hAnsi="Times New Roman" w:eastAsia="宋体"/>
                 <w:sz w:val="20"/>
               </w:rPr>
-              <w:t>-0.19%</w:t>
+              <w:t>-0.18%</w:t>
             </w:r>
           </w:p>
         </w:tc>
@@ -242,7 +242,7 @@
                 <w:rFonts w:ascii="Times New Roman" w:hAnsi="Times New Roman" w:eastAsia="宋体"/>
                 <w:sz w:val="20"/>
               </w:rPr>
-              <w:t>+0.24%</w:t>
+              <w:t>+0.36%</w:t>
             </w:r>
           </w:p>
         </w:tc>
@@ -280,7 +280,7 @@
                 <w:rFonts w:ascii="Times New Roman" w:hAnsi="Times New Roman" w:eastAsia="宋体"/>
                 <w:sz w:val="20"/>
               </w:rPr>
-              <w:t>-0.43%</w:t>
+              <w:t>-0.54%</w:t>
             </w:r>
           </w:p>
         </w:tc>
@@ -318,7 +318,7 @@
                 <w:rFonts w:ascii="Times New Roman" w:hAnsi="Times New Roman" w:eastAsia="宋体"/>
                 <w:sz w:val="20"/>
               </w:rPr>
-              <w:t>20.0%</w:t>
+              <w:t>32.4%</w:t>
             </w:r>
           </w:p>
         </w:tc>
@@ -356,7 +356,7 @@
                 <w:rFonts w:ascii="Times New Roman" w:hAnsi="Times New Roman" w:eastAsia="宋体"/>
                 <w:sz w:val="20"/>
               </w:rPr>
-              <w:t>1000元</w:t>
+              <w:t>1462元</w:t>
             </w:r>
           </w:p>
         </w:tc>
@@ -494,7 +494,7 @@
           <w:b w:val="0"/>
           <w:sz w:val="24"/>
         </w:rPr>
-        <w:t>项目期间共形成 7 条投资决策记录、8 只候选证券的跟踪分析，全部决策均包含基本面依据、技术面依据、市场依据、风险判断与AI使用情况，实现“指标→信号→判断→投资决策”完整证据链；每笔交易均可追溯到决策编号与规则校验结果。</w:t>
+        <w:t>项目期间共形成 8 条投资决策记录、8 只候选证券的跟踪分析，全部决策均包含基本面依据、技术面依据、市场依据、风险判断与AI使用情况，实现“指标→信号→判断→投资决策”完整证据链；每笔交易均可追溯到决策编号与规则校验结果。</w:t>
       </w:r>
     </w:p>
     <w:p>
@@ -522,7 +522,7 @@
           <w:b w:val="0"/>
           <w:sz w:val="24"/>
         </w:rPr>
-        <w:t>· 报告期内未发生平仓，全部盈亏为浮动盈亏。</w:t>
+        <w:t>· 紫金矿业（601899）：已实现盈亏 +0.20 万元。</w:t>
       </w:r>
     </w:p>
     <w:p>
@@ -550,20 +550,6 @@
           <w:b w:val="0"/>
           <w:sz w:val="24"/>
         </w:rPr>
-        <w:t>· 长江电力（600900）：浮动盈亏 +0.00 万元（现价27.87，成本27.87）。</w:t>
-      </w:r>
-    </w:p>
-    <w:p>
-      <w:pPr>
-        <w:spacing w:after="120" w:line="312" w:lineRule="auto"/>
-        <w:jc w:val="left"/>
-      </w:pPr>
-      <w:r>
-        <w:rPr>
-          <w:rFonts w:ascii="Times New Roman" w:hAnsi="Times New Roman" w:eastAsia="宋体"/>
-          <w:b w:val="0"/>
-          <w:sz w:val="24"/>
-        </w:rPr>
         <w:t>· 中国平安（601318）：浮动盈亏 -0.89 万元（现价55.7，成本56.12）。</w:t>
       </w:r>
     </w:p>
@@ -578,7 +564,7 @@
           <w:b w:val="0"/>
           <w:sz w:val="24"/>
         </w:rPr>
-        <w:t>· 紫金矿业（601899）：浮动盈亏 +0.40 万元（现价33.86，成本33.75）。</w:t>
+        <w:t>· 紫金矿业（601899）：浮动盈亏 +0.20 万元（现价33.86，成本33.75）。</w:t>
       </w:r>
     </w:p>
     <w:p>
@@ -592,7 +578,21 @@
           <w:b w:val="0"/>
           <w:sz w:val="24"/>
         </w:rPr>
-        <w:t>· 交易费用累计 1000 元，占初始资金 0.020%。</w:t>
+        <w:t>· 长江电力（600900）：浮动盈亏 +0.04 万元（现价27.87，成本27.84）。</w:t>
+      </w:r>
+    </w:p>
+    <w:p>
+      <w:pPr>
+        <w:spacing w:after="120" w:line="312" w:lineRule="auto"/>
+        <w:jc w:val="left"/>
+      </w:pPr>
+      <w:r>
+        <w:rPr>
+          <w:rFonts w:ascii="Times New Roman" w:hAnsi="Times New Roman" w:eastAsia="宋体"/>
+          <w:b w:val="0"/>
+          <w:sz w:val="24"/>
+        </w:rPr>
+        <w:t>· 交易费用累计 1462 元，占初始资金 0.029%。</w:t>
       </w:r>
     </w:p>
     <w:p>
